--- a/data/employees/EMP042/AST-EMP042-03.docx
+++ b/data/employees/EMP042/AST-EMP042-03.docx
@@ -7,10 +7,7 @@
         <w:pStyle w:val="Heading1"/>
       </w:pPr>
       <w:r>
-        <w:rPr>
-          <w:sz w:val="36"/>
-        </w:rPr>
-        <w:t>Design specification - EMP042</w:t>
+        <w:t>Ast Emp042 03 - EMP042</w:t>
       </w:r>
     </w:p>
     <w:p>
@@ -18,130 +15,32 @@
         <w:pStyle w:val="Heading2"/>
       </w:pPr>
       <w:r>
-        <w:t>Document Metadata</w:t>
-      </w:r>
-    </w:p>
-    <w:tbl>
-      <w:tblPr>
-        <w:tblStyle w:val="TableGrid"/>
-        <w:tblW w:type="auto" w:w="0"/>
-        <w:tblLook w:firstColumn="1" w:firstRow="1" w:lastColumn="0" w:lastRow="0" w:noHBand="0" w:noVBand="1" w:val="04A0"/>
-      </w:tblPr>
-      <w:tblGrid>
-        <w:gridCol w:w="4320"/>
-        <w:gridCol w:w="4320"/>
-      </w:tblGrid>
-      <w:tr>
-        <w:tc>
-          <w:tcPr>
-            <w:tcW w:type="dxa" w:w="4320"/>
-          </w:tcPr>
-          <w:p>
-            <w:r>
-              <w:t>Author</w:t>
-            </w:r>
-          </w:p>
-        </w:tc>
-        <w:tc>
-          <w:tcPr>
-            <w:tcW w:type="dxa" w:w="4320"/>
-          </w:tcPr>
-          <w:p>
-            <w:r>
-              <w:t>Jordan Nguyen</w:t>
-            </w:r>
-          </w:p>
-        </w:tc>
-      </w:tr>
-      <w:tr>
-        <w:tc>
-          <w:tcPr>
-            <w:tcW w:type="dxa" w:w="4320"/>
-          </w:tcPr>
-          <w:p>
-            <w:r>
-              <w:t>Role / Department</w:t>
-            </w:r>
-          </w:p>
-        </w:tc>
-        <w:tc>
-          <w:tcPr>
-            <w:tcW w:type="dxa" w:w="4320"/>
-          </w:tcPr>
-          <w:p>
-            <w:r>
-              <w:t>Manager | HR</w:t>
-            </w:r>
-          </w:p>
-        </w:tc>
-      </w:tr>
-      <w:tr>
-        <w:tc>
-          <w:tcPr>
-            <w:tcW w:type="dxa" w:w="4320"/>
-          </w:tcPr>
-          <w:p>
-            <w:r>
-              <w:t>Location</w:t>
-            </w:r>
-          </w:p>
-        </w:tc>
-        <w:tc>
-          <w:tcPr>
-            <w:tcW w:type="dxa" w:w="4320"/>
-          </w:tcPr>
-          <w:p>
-            <w:r>
-              <w:t>Portland</w:t>
-            </w:r>
-          </w:p>
-        </w:tc>
-      </w:tr>
-      <w:tr>
-        <w:tc>
-          <w:tcPr>
-            <w:tcW w:type="dxa" w:w="4320"/>
-          </w:tcPr>
-          <w:p>
-            <w:r>
-              <w:t>Last Modified</w:t>
-            </w:r>
-          </w:p>
-        </w:tc>
-        <w:tc>
-          <w:tcPr>
-            <w:tcW w:type="dxa" w:w="4320"/>
-          </w:tcPr>
-          <w:p>
-            <w:r>
-              <w:t>2025-02-15</w:t>
-            </w:r>
-          </w:p>
-        </w:tc>
-      </w:tr>
-    </w:tbl>
-    <w:p/>
-    <w:p>
-      <w:pPr>
-        <w:pStyle w:val="Heading2"/>
-      </w:pPr>
-      <w:r>
-        <w:t>Specification</w:t>
+        <w:t>Page 1</w:t>
       </w:r>
     </w:p>
     <w:p>
       <w:r>
-        <w:t>Design Specification: HRIS Onboarding Module</w:t>
+        <w:t>Section 1: Data quality remediation. EMP042 contributes to ast emp042 03 through recurring collaboration, clear ownership boundaries, and measurable outcomes. The team captures decisions, open issues, and handoffs so that knowledge remains discoverable for future programs.</w:t>
       </w:r>
     </w:p>
     <w:p>
       <w:r>
-        <w:t>Version: 2.1</w:t>
+        <w:t>Section 2: Department KPI performance. EMP042 contributes to ast emp042 03 through recurring collaboration, clear ownership boundaries, and measurable outcomes. The team captures decisions, open issues, and handoffs so that knowledge remains discoverable for future programs.</w:t>
       </w:r>
     </w:p>
     <w:p>
       <w:r>
-        <w:t>This specification describes the digital onboarding workflow integration between the HRIS platform and Azure Active Directory. New hire provisioning is triggered upon signed offer acceptance. The SLA for account creation is 4 business hours.</w:t>
+        <w:t>Section 3: Automation backlog refinement. EMP042 contributes to ast emp042 03 through recurring collaboration, clear ownership boundaries, and measurable outcomes. The team captures decisions, open issues, and handoffs so that knowledge remains discoverable for future programs.</w:t>
+      </w:r>
+    </w:p>
+    <w:p>
+      <w:r>
+        <w:t>Section 4: Customer escalation analysis. EMP042 contributes to ast emp042 03 through recurring collaboration, clear ownership boundaries, and measurable outcomes. The team captures decisions, open issues, and handoffs so that knowledge remains discoverable for future programs.</w:t>
+      </w:r>
+    </w:p>
+    <w:p>
+      <w:r>
+        <w:br w:type="page"/>
       </w:r>
     </w:p>
     <w:p>
@@ -149,12 +48,60 @@
         <w:pStyle w:val="Heading2"/>
       </w:pPr>
       <w:r>
-        <w:t>Author Competencies</w:t>
+        <w:t>Page 2</w:t>
       </w:r>
     </w:p>
     <w:p>
       <w:r>
-        <w:t>Synapse, SQL, MLOps, Power BI</w:t>
+        <w:t>Section 1: Operational risk review. EMP042 contributes to ast emp042 03 through recurring collaboration, clear ownership boundaries, and measurable outcomes. The team captures decisions, open issues, and handoffs so that knowledge remains discoverable for future programs.</w:t>
+      </w:r>
+    </w:p>
+    <w:p>
+      <w:r>
+        <w:t>Section 2: Customer escalation analysis. EMP042 contributes to ast emp042 03 through recurring collaboration, clear ownership boundaries, and measurable outcomes. The team captures decisions, open issues, and handoffs so that knowledge remains discoverable for future programs.</w:t>
+      </w:r>
+    </w:p>
+    <w:p>
+      <w:r>
+        <w:t>Section 3: Data quality remediation. EMP042 contributes to ast emp042 03 through recurring collaboration, clear ownership boundaries, and measurable outcomes. The team captures decisions, open issues, and handoffs so that knowledge remains discoverable for future programs.</w:t>
+      </w:r>
+    </w:p>
+    <w:p>
+      <w:r>
+        <w:t>Section 4: Automation backlog refinement. EMP042 contributes to ast emp042 03 through recurring collaboration, clear ownership boundaries, and measurable outcomes. The team captures decisions, open issues, and handoffs so that knowledge remains discoverable for future programs.</w:t>
+      </w:r>
+    </w:p>
+    <w:p>
+      <w:r>
+        <w:br w:type="page"/>
+      </w:r>
+    </w:p>
+    <w:p>
+      <w:pPr>
+        <w:pStyle w:val="Heading2"/>
+      </w:pPr>
+      <w:r>
+        <w:t>Page 3</w:t>
+      </w:r>
+    </w:p>
+    <w:p>
+      <w:r>
+        <w:t>Section 1: Data quality remediation. EMP042 contributes to ast emp042 03 through recurring collaboration, clear ownership boundaries, and measurable outcomes. The team captures decisions, open issues, and handoffs so that knowledge remains discoverable for future programs.</w:t>
+      </w:r>
+    </w:p>
+    <w:p>
+      <w:r>
+        <w:t>Section 2: Fabric semantic model planning. EMP042 contributes to ast emp042 03 through recurring collaboration, clear ownership boundaries, and measurable outcomes. The team captures decisions, open issues, and handoffs so that knowledge remains discoverable for future programs.</w:t>
+      </w:r>
+    </w:p>
+    <w:p>
+      <w:r>
+        <w:t>Section 3: Department KPI performance. EMP042 contributes to ast emp042 03 through recurring collaboration, clear ownership boundaries, and measurable outcomes. The team captures decisions, open issues, and handoffs so that knowledge remains discoverable for future programs.</w:t>
+      </w:r>
+    </w:p>
+    <w:p>
+      <w:r>
+        <w:t>Section 4: Fabric semantic model planning. EMP042 contributes to ast emp042 03 through recurring collaboration, clear ownership boundaries, and measurable outcomes. The team captures decisions, open issues, and handoffs so that knowledge remains discoverable for future programs.</w:t>
       </w:r>
     </w:p>
     <w:sectPr>
